--- a/Docs/team-5/SubTeam5_Requirements.docx
+++ b/Docs/team-5/SubTeam5_Requirements.docx
@@ -106,13 +106,8 @@
             </w:tcMar>
           </w:tcPr>
           <w:p>
-            <w:proofErr w:type="spellStart"/>
-            <w:r>
-              <w:t>iDaVIE</w:t>
-            </w:r>
-            <w:proofErr w:type="spellEnd"/>
-            <w:r>
-              <w:t xml:space="preserve"> (immersive Data Visualisation Interactive Explorer)</w:t>
+            <w:r>
+              <w:t>iDaVIE (immersive Data Visualisation Interactive Explorer)</w:t>
             </w:r>
           </w:p>
         </w:tc>
@@ -169,7 +164,7 @@
           </w:tcPr>
           <w:p>
             <w:r>
-              <w:t>5 -- Feature System &amp; Domain Model</w:t>
+              <w:t>5: Feature System &amp; Domain Model</w:t>
             </w:r>
           </w:p>
         </w:tc>
@@ -313,53 +308,8 @@
       <w:pPr>
         <w:spacing w:after="70" w:line="252" w:lineRule="auto"/>
       </w:pPr>
-      <w:proofErr w:type="spellStart"/>
       <w:r>
-        <w:t>iDaVIE</w:t>
-      </w:r>
-      <w:proofErr w:type="spellEnd"/>
-      <w:r>
-        <w:t xml:space="preserve"> is a VR application for exploring 3D astronomical data cubes. The Feature System allows researchers to mark regions of interest within a volume from </w:t>
-      </w:r>
-      <w:proofErr w:type="spellStart"/>
-      <w:r>
-        <w:t>SoFiA</w:t>
-      </w:r>
-      <w:proofErr w:type="spellEnd"/>
-      <w:r>
-        <w:t xml:space="preserve"> mask files, imported catalogues, or interactive VR drawing. The current design embeds Unity types in the domain, concentrates too many concerns in a single manager, and retrieves statistics externally at export time. This document defines requirements for a clean refactor decomposing </w:t>
-      </w:r>
-      <w:proofErr w:type="spellStart"/>
-      <w:r>
-        <w:t>FeatureSetManager</w:t>
-      </w:r>
-      <w:proofErr w:type="spellEnd"/>
-      <w:r>
-        <w:t xml:space="preserve"> into three components: </w:t>
-      </w:r>
-      <w:proofErr w:type="spellStart"/>
-      <w:r>
-        <w:t>FeatureCatalog</w:t>
-      </w:r>
-      <w:proofErr w:type="spellEnd"/>
-      <w:r>
-        <w:t xml:space="preserve">, </w:t>
-      </w:r>
-      <w:proofErr w:type="spellStart"/>
-      <w:r>
-        <w:t>FeatureSetService</w:t>
-      </w:r>
-      <w:proofErr w:type="spellEnd"/>
-      <w:r>
-        <w:t xml:space="preserve">, and </w:t>
-      </w:r>
-      <w:proofErr w:type="spellStart"/>
-      <w:r>
-        <w:t>FeatureVisualiser</w:t>
-      </w:r>
-      <w:proofErr w:type="spellEnd"/>
-      <w:r>
-        <w:t>.</w:t>
+        <w:t>iDaVIE is a VR application for exploring 3D astronomical data cubes. The Feature System lets researchers mark regions of interest within a volume using SoFiA mask files, imported catalogues, or interactive VR drawing. The current design has some structural problems: it mixes Unity types into the domain, packs too many concerns into a single manager, and fetches statistics externally at export time. This document sets out the requirements for a refactor that breaks FeatureSetManager into three focused components: FeatureCatalog, FeatureSetService, and FeatureVisualiser.</w:t>
       </w:r>
     </w:p>
     <w:p>
@@ -557,15 +507,7 @@
           </w:tcPr>
           <w:p>
             <w:r>
-              <w:t xml:space="preserve">Generated from </w:t>
-            </w:r>
-            <w:proofErr w:type="spellStart"/>
-            <w:r>
-              <w:t>SoFiA</w:t>
-            </w:r>
-            <w:proofErr w:type="spellEnd"/>
-            <w:r>
-              <w:t xml:space="preserve"> mask file via native source-finding statistics</w:t>
+              <w:t>Generated from SoFiA mask file via native source-finding statistics</w:t>
             </w:r>
           </w:p>
         </w:tc>
@@ -649,15 +591,7 @@
           </w:tcPr>
           <w:p>
             <w:r>
-              <w:t xml:space="preserve">Loaded from </w:t>
-            </w:r>
-            <w:proofErr w:type="spellStart"/>
-            <w:r>
-              <w:t>VOTable</w:t>
-            </w:r>
-            <w:proofErr w:type="spellEnd"/>
-            <w:r>
-              <w:t xml:space="preserve"> or FITS catalogue</w:t>
+              <w:t>Loaded from VOTable or FITS catalogue</w:t>
             </w:r>
           </w:p>
         </w:tc>
@@ -781,15 +715,7 @@
         <w:spacing w:after="70" w:line="252" w:lineRule="auto"/>
       </w:pPr>
       <w:r>
-        <w:t xml:space="preserve">All three flavours share a common </w:t>
-      </w:r>
-      <w:proofErr w:type="spellStart"/>
-      <w:r>
-        <w:t>IFeature</w:t>
-      </w:r>
-      <w:proofErr w:type="spellEnd"/>
-      <w:r>
-        <w:t xml:space="preserve"> interface exposing: id, name, flag, centre, bounding-box corners, size, visibility, selection state, and raw data. No caller outside the domain shall type-check or cast a feature object (NFR-6 LSP). Exactly one feature may be selected at a time (FR-9).</w:t>
+        <w:t>All three flavours implement a common IFeature interface that exposes id, name, flag, centre, bounding-box corners, size, visibility, selection state, and raw data. Code outside the domain should never need to type-check or cast a feature object (NFR-6 LSP). Only one feature can be selected at a time (FR-9).</w:t>
       </w:r>
     </w:p>
     <w:p>
@@ -809,7 +735,7 @@
           <w:sz w:val="22"/>
           <w:szCs w:val="22"/>
         </w:rPr>
-        <w:t>3. Feature Statistics -- Masked Flavour (FR-2 / NFR-7)</w:t>
+        <w:t>3. Feature Statistics: Masked Flavour (FR-2 / NFR-7)</w:t>
       </w:r>
     </w:p>
     <w:p>
@@ -817,15 +743,7 @@
         <w:spacing w:after="70" w:line="252" w:lineRule="auto"/>
       </w:pPr>
       <w:r>
-        <w:t xml:space="preserve">Statistics are stored on the </w:t>
-      </w:r>
-      <w:proofErr w:type="spellStart"/>
-      <w:r>
-        <w:t>MaskedFeature</w:t>
-      </w:r>
-      <w:proofErr w:type="spellEnd"/>
-      <w:r>
-        <w:t xml:space="preserve"> object at construction time (GRASP Information Expert). No component outside the domain may reference the native interop struct after the factory call (IR-1).</w:t>
+        <w:t>Statistics are stored directly on the MaskedFeature object when it is constructed, following the GRASP Information Expert principle. Once the factory call completes, nothing outside the domain should hold a reference to the native interop struct (IR-1).</w:t>
       </w:r>
     </w:p>
     <w:p>
@@ -1221,29 +1139,7 @@
           <w:sz w:val="22"/>
           <w:szCs w:val="22"/>
         </w:rPr>
-        <w:t xml:space="preserve">4. </w:t>
-      </w:r>
-      <w:proofErr w:type="spellStart"/>
-      <w:r>
-        <w:rPr>
-          <w:b/>
-          <w:bCs/>
-          <w:color w:val="1F3864"/>
-          <w:sz w:val="22"/>
-          <w:szCs w:val="22"/>
-        </w:rPr>
-        <w:t>VOTable</w:t>
-      </w:r>
-      <w:proofErr w:type="spellEnd"/>
-      <w:r>
-        <w:rPr>
-          <w:b/>
-          <w:bCs/>
-          <w:color w:val="1F3864"/>
-          <w:sz w:val="22"/>
-          <w:szCs w:val="22"/>
-        </w:rPr>
-        <w:t xml:space="preserve"> Export (FR-5 to FR-7)</w:t>
+        <w:t>4. VOTable Export (FR-5 to FR-7)</w:t>
       </w:r>
     </w:p>
     <w:p>
@@ -1251,31 +1147,7 @@
         <w:spacing w:after="70" w:line="252" w:lineRule="auto"/>
       </w:pPr>
       <w:r>
-        <w:t xml:space="preserve">A plug-in seam </w:t>
-      </w:r>
-      <w:proofErr w:type="spellStart"/>
-      <w:r>
-        <w:t>IVoTableExporter</w:t>
-      </w:r>
-      <w:proofErr w:type="spellEnd"/>
-      <w:r>
-        <w:t xml:space="preserve"> accepts a collection of features and a file path. Export content per feature: id, centre coordinates, bounding-box corners, sky coordinates (RA, Dec), spectral coordinate, flag, and imported catalogue columns. The empty export stub in the legacy manager is replaced by a call through </w:t>
-      </w:r>
-      <w:proofErr w:type="spellStart"/>
-      <w:r>
-        <w:t>IVoTableExporter</w:t>
-      </w:r>
-      <w:proofErr w:type="spellEnd"/>
-      <w:r>
-        <w:t xml:space="preserve"> routed via </w:t>
-      </w:r>
-      <w:proofErr w:type="spellStart"/>
-      <w:r>
-        <w:t>FeatureCatalog</w:t>
-      </w:r>
-      <w:proofErr w:type="spellEnd"/>
-      <w:r>
-        <w:t>. No renderer or native struct is referenced during export. Column structure must remain backward compatible (C2).</w:t>
+        <w:t>The IVoTableExporter interface acts as a plug-in seam: it takes a collection of features and a file path, and writes out each feature’s id, centre coordinates, bounding-box corners, sky coordinates (RA, Dec), spectral coordinate, flag, and any imported catalogue columns. The empty export stub in the legacy manager will be replaced by a call through IVoTableExporter routed via FeatureCatalog. No renderer or native struct should be touched during export. Column structure must stay backward compatible (C2).</w:t>
       </w:r>
     </w:p>
     <w:p>
@@ -1444,7 +1316,6 @@
             <w:vAlign w:val="center"/>
           </w:tcPr>
           <w:p>
-            <w:proofErr w:type="spellStart"/>
             <w:r>
               <w:rPr>
                 <w:b/>
@@ -1452,7 +1323,6 @@
               </w:rPr>
               <w:t>FeatureCatalog</w:t>
             </w:r>
-            <w:proofErr w:type="spellEnd"/>
           </w:p>
         </w:tc>
         <w:tc>
@@ -1475,21 +1345,8 @@
           </w:tcPr>
           <w:p>
             <w:r>
-              <w:t xml:space="preserve">Persistence and identity management; owns </w:t>
-            </w:r>
-            <w:proofErr w:type="spellStart"/>
-            <w:r>
-              <w:t>VOTable</w:t>
-            </w:r>
-            <w:proofErr w:type="spellEnd"/>
-            <w:r>
-              <w:t xml:space="preserve"> export via </w:t>
-            </w:r>
-            <w:proofErr w:type="spellStart"/>
-            <w:r>
-              <w:t>IVoTableExporter</w:t>
-            </w:r>
-            <w:proofErr w:type="spellEnd"/>
+              <w:t>Persistence and identity management; owns VOTable export via IVoTableExporter</w:t>
+            </w:r>
           </w:p>
         </w:tc>
         <w:tc>
@@ -1543,7 +1400,6 @@
             <w:vAlign w:val="center"/>
           </w:tcPr>
           <w:p>
-            <w:proofErr w:type="spellStart"/>
             <w:r>
               <w:rPr>
                 <w:b/>
@@ -1551,7 +1407,6 @@
               </w:rPr>
               <w:t>FeatureSetService</w:t>
             </w:r>
-            <w:proofErr w:type="spellEnd"/>
           </w:p>
         </w:tc>
         <w:tc>
@@ -1629,7 +1484,6 @@
             <w:vAlign w:val="center"/>
           </w:tcPr>
           <w:p>
-            <w:proofErr w:type="spellStart"/>
             <w:r>
               <w:rPr>
                 <w:b/>
@@ -1637,7 +1491,6 @@
               </w:rPr>
               <w:t>FeatureVisualiser</w:t>
             </w:r>
-            <w:proofErr w:type="spellEnd"/>
           </w:p>
         </w:tc>
         <w:tc>
@@ -1683,13 +1536,8 @@
             <w:vAlign w:val="center"/>
           </w:tcPr>
           <w:p>
-            <w:proofErr w:type="spellStart"/>
-            <w:r>
-              <w:t>MonoBehaviour</w:t>
-            </w:r>
-            <w:proofErr w:type="spellEnd"/>
-            <w:r>
-              <w:t xml:space="preserve"> -- only Unity-aware class</w:t>
+            <w:r>
+              <w:t>MonoBehaviour (the only Unity-aware class)</w:t>
             </w:r>
           </w:p>
         </w:tc>
@@ -1706,23 +1554,7 @@
       </w:pPr>
       <w:r>
         <w:lastRenderedPageBreak/>
-        <w:t xml:space="preserve">Sub-team 4 (Interaction) calls </w:t>
-      </w:r>
-      <w:proofErr w:type="spellStart"/>
-      <w:r>
-        <w:t>FeatureSetService</w:t>
-      </w:r>
-      <w:proofErr w:type="spellEnd"/>
-      <w:r>
-        <w:t xml:space="preserve"> for VR-triggered creation and selection (IR-3). The factory constructor agreed with Sub-team 2 (Data I/O) is the sole crossing point for native statistics (IR-1). A deprecated Unity 5 graphics API call must be replaced with the Unity 6 equivalent in </w:t>
-      </w:r>
-      <w:proofErr w:type="spellStart"/>
-      <w:r>
-        <w:t>FeatureVisualiser</w:t>
-      </w:r>
-      <w:proofErr w:type="spellEnd"/>
-      <w:r>
-        <w:t xml:space="preserve"> (IR-4).</w:t>
+        <w:t>Sub-team 4 (Interaction) calls into FeatureSetService to handle VR-triggered creation and selection (IR-3). The factory constructor agreed with Sub-team 2 (Data I/O) is the only place where native statistics can cross into the domain (IR-1). There is also a deprecated Unity 5 graphics API call in FeatureVisualiser that needs to be updated to the Unity 6 equivalent (IR-4).</w:t>
       </w:r>
     </w:p>
     <w:p>
@@ -1866,17 +1698,8 @@
                 <w:b/>
                 <w:bCs/>
               </w:rPr>
-              <w:t>NFR-</w:t>
-            </w:r>
-            <w:proofErr w:type="gramStart"/>
-            <w:r>
-              <w:rPr>
-                <w:b/>
-                <w:bCs/>
-              </w:rPr>
-              <w:t>1  Modularity</w:t>
-            </w:r>
-            <w:proofErr w:type="gramEnd"/>
+              <w:t>NFR-1  Modularity</w:t>
+            </w:r>
           </w:p>
         </w:tc>
         <w:tc>
@@ -1899,23 +1722,7 @@
           </w:tcPr>
           <w:p>
             <w:r>
-              <w:t xml:space="preserve">Domain classes (Feature, </w:t>
-            </w:r>
-            <w:proofErr w:type="spellStart"/>
-            <w:r>
-              <w:t>FeatureCatalog</w:t>
-            </w:r>
-            <w:proofErr w:type="spellEnd"/>
-            <w:r>
-              <w:t xml:space="preserve">, </w:t>
-            </w:r>
-            <w:proofErr w:type="spellStart"/>
-            <w:r>
-              <w:t>FeatureSetService</w:t>
-            </w:r>
-            <w:proofErr w:type="spellEnd"/>
-            <w:r>
-              <w:t>) have zero transitive Unity dependency</w:t>
+              <w:t>Domain classes (Feature, FeatureCatalog, FeatureSetService) have zero transitive Unity dependency</w:t>
             </w:r>
           </w:p>
         </w:tc>
@@ -1951,17 +1758,8 @@
                 <w:b/>
                 <w:bCs/>
               </w:rPr>
-              <w:t>NFR-</w:t>
-            </w:r>
-            <w:proofErr w:type="gramStart"/>
-            <w:r>
-              <w:rPr>
-                <w:b/>
-                <w:bCs/>
-              </w:rPr>
-              <w:t>2  Testability</w:t>
-            </w:r>
-            <w:proofErr w:type="gramEnd"/>
+              <w:t>NFR-2  Testability</w:t>
+            </w:r>
           </w:p>
         </w:tc>
         <w:tc>
@@ -1983,13 +1781,8 @@
             <w:vAlign w:val="center"/>
           </w:tcPr>
           <w:p>
-            <w:proofErr w:type="spellStart"/>
-            <w:r>
-              <w:t>MaskedFeature</w:t>
-            </w:r>
-            <w:proofErr w:type="spellEnd"/>
-            <w:r>
-              <w:t xml:space="preserve"> statistics computable in a unit test with no Unity scene</w:t>
+            <w:r>
+              <w:t>MaskedFeature statistics computable in a unit test with no Unity scene</w:t>
             </w:r>
           </w:p>
         </w:tc>
@@ -2025,17 +1818,8 @@
                 <w:b/>
                 <w:bCs/>
               </w:rPr>
-              <w:t>NFR-</w:t>
-            </w:r>
-            <w:proofErr w:type="gramStart"/>
-            <w:r>
-              <w:rPr>
-                <w:b/>
-                <w:bCs/>
-              </w:rPr>
-              <w:t>3  Reusability</w:t>
-            </w:r>
-            <w:proofErr w:type="gramEnd"/>
+              <w:t>NFR-3  Reusability</w:t>
+            </w:r>
           </w:p>
         </w:tc>
         <w:tc>
@@ -2057,21 +1841,8 @@
             <w:vAlign w:val="center"/>
           </w:tcPr>
           <w:p>
-            <w:proofErr w:type="spellStart"/>
-            <w:r>
-              <w:t>VOTable</w:t>
-            </w:r>
-            <w:proofErr w:type="spellEnd"/>
-            <w:r>
-              <w:t xml:space="preserve"> export logic reusable with any </w:t>
-            </w:r>
-            <w:proofErr w:type="spellStart"/>
-            <w:r>
-              <w:t>IEnumerable</w:t>
-            </w:r>
-            <w:proofErr w:type="spellEnd"/>
-            <w:r>
-              <w:t xml:space="preserve"> of features regardless of creation path</w:t>
+            <w:r>
+              <w:t>VOTable export logic reusable with any IEnumerable of features regardless of creation path</w:t>
             </w:r>
           </w:p>
         </w:tc>
@@ -2107,17 +1878,8 @@
                 <w:b/>
                 <w:bCs/>
               </w:rPr>
-              <w:t>NFR-</w:t>
-            </w:r>
-            <w:proofErr w:type="gramStart"/>
-            <w:r>
-              <w:rPr>
-                <w:b/>
-                <w:bCs/>
-              </w:rPr>
-              <w:t>4  Analysability</w:t>
-            </w:r>
-            <w:proofErr w:type="gramEnd"/>
+              <w:t>NFR-4  Analysability</w:t>
+            </w:r>
           </w:p>
         </w:tc>
         <w:tc>
@@ -2176,17 +1938,8 @@
                 <w:b/>
                 <w:bCs/>
               </w:rPr>
-              <w:t>NFR-</w:t>
-            </w:r>
-            <w:proofErr w:type="gramStart"/>
-            <w:r>
-              <w:rPr>
-                <w:b/>
-                <w:bCs/>
-              </w:rPr>
-              <w:t>5  Modifiability</w:t>
-            </w:r>
-            <w:proofErr w:type="gramEnd"/>
+              <w:t>NFR-5  Modifiability</w:t>
+            </w:r>
           </w:p>
         </w:tc>
         <w:tc>
@@ -2209,21 +1962,8 @@
           </w:tcPr>
           <w:p>
             <w:r>
-              <w:t xml:space="preserve">Adding a new feature flavour touches &lt;= 3 files outside the feature namespace; CBO &lt;= 14 for </w:t>
-            </w:r>
-            <w:proofErr w:type="spellStart"/>
-            <w:r>
-              <w:t>FeatureCatalog</w:t>
-            </w:r>
-            <w:proofErr w:type="spellEnd"/>
-            <w:r>
-              <w:t xml:space="preserve"> and </w:t>
-            </w:r>
-            <w:proofErr w:type="spellStart"/>
-            <w:r>
-              <w:t>FeatureSetService</w:t>
-            </w:r>
-            <w:proofErr w:type="spellEnd"/>
+              <w:t>Adding a new feature flavour touches &lt;= 3 files outside the feature namespace; CBO &lt;= 14 for FeatureCatalog and FeatureSetService</w:t>
+            </w:r>
           </w:p>
         </w:tc>
       </w:tr>
@@ -2258,17 +1998,8 @@
                 <w:b/>
                 <w:bCs/>
               </w:rPr>
-              <w:t>NFR-</w:t>
-            </w:r>
-            <w:proofErr w:type="gramStart"/>
-            <w:r>
-              <w:rPr>
-                <w:b/>
-                <w:bCs/>
-              </w:rPr>
-              <w:t>6  LSP</w:t>
-            </w:r>
-            <w:proofErr w:type="gramEnd"/>
+              <w:t>NFR-6  LSP</w:t>
+            </w:r>
           </w:p>
         </w:tc>
         <w:tc>
@@ -2291,15 +2022,7 @@
           </w:tcPr>
           <w:p>
             <w:r>
-              <w:t xml:space="preserve">All feature types substitutable behind </w:t>
-            </w:r>
-            <w:proofErr w:type="spellStart"/>
-            <w:r>
-              <w:t>IFeature</w:t>
-            </w:r>
-            <w:proofErr w:type="spellEnd"/>
-            <w:r>
-              <w:t>; no runtime type-checks outside the domain</w:t>
+              <w:t>All feature types substitutable behind IFeature; no runtime type-checks outside the domain</w:t>
             </w:r>
           </w:p>
         </w:tc>
@@ -2335,17 +2058,8 @@
                 <w:b/>
                 <w:bCs/>
               </w:rPr>
-              <w:t>NFR-</w:t>
-            </w:r>
-            <w:proofErr w:type="gramStart"/>
-            <w:r>
-              <w:rPr>
-                <w:b/>
-                <w:bCs/>
-              </w:rPr>
-              <w:t>7  GRASP</w:t>
-            </w:r>
-            <w:proofErr w:type="gramEnd"/>
+              <w:t>NFR-7  GRASP</w:t>
+            </w:r>
           </w:p>
         </w:tc>
         <w:tc>
@@ -2368,15 +2082,7 @@
           </w:tcPr>
           <w:p>
             <w:r>
-              <w:t xml:space="preserve">Statistics owned and computed by </w:t>
-            </w:r>
-            <w:proofErr w:type="spellStart"/>
-            <w:r>
-              <w:t>MaskedFeature</w:t>
-            </w:r>
-            <w:proofErr w:type="spellEnd"/>
-            <w:r>
-              <w:t>; not retrieved externally at export or render time</w:t>
+              <w:t>Statistics owned and computed by MaskedFeature; not retrieved externally at export or render time</w:t>
             </w:r>
           </w:p>
         </w:tc>
@@ -2392,55 +2098,7 @@
         <w:spacing w:after="70" w:line="252" w:lineRule="auto"/>
       </w:pPr>
       <w:r>
-        <w:t>CK Metric Targets (</w:t>
-      </w:r>
-      <w:proofErr w:type="spellStart"/>
-      <w:r>
-        <w:t>MaskedFeature</w:t>
-      </w:r>
-      <w:proofErr w:type="spellEnd"/>
-      <w:r>
-        <w:t xml:space="preserve">, </w:t>
-      </w:r>
-      <w:proofErr w:type="spellStart"/>
-      <w:r>
-        <w:t>ImportedFeature</w:t>
-      </w:r>
-      <w:proofErr w:type="spellEnd"/>
-      <w:r>
-        <w:t xml:space="preserve">, </w:t>
-      </w:r>
-      <w:proofErr w:type="spellStart"/>
-      <w:r>
-        <w:t>UserDefinedFeature</w:t>
-      </w:r>
-      <w:proofErr w:type="spellEnd"/>
-      <w:r>
-        <w:t xml:space="preserve">, </w:t>
-      </w:r>
-      <w:proofErr w:type="spellStart"/>
-      <w:r>
-        <w:t>FeatureCatalog</w:t>
-      </w:r>
-      <w:proofErr w:type="spellEnd"/>
-      <w:r>
-        <w:t xml:space="preserve">, </w:t>
-      </w:r>
-      <w:proofErr w:type="spellStart"/>
-      <w:r>
-        <w:t>FeatureSetService</w:t>
-      </w:r>
-      <w:proofErr w:type="spellEnd"/>
-      <w:r>
-        <w:t xml:space="preserve">, </w:t>
-      </w:r>
-      <w:proofErr w:type="spellStart"/>
-      <w:r>
-        <w:t>FeatureVisualiser</w:t>
-      </w:r>
-      <w:proofErr w:type="spellEnd"/>
-      <w:r>
-        <w:t>):</w:t>
+        <w:t>The following CK metric targets apply to all six classes in this refactor (MaskedFeature, ImportedFeature, UserDefinedFeature, FeatureCatalog, FeatureSetService, and FeatureVisualiser):</w:t>
       </w:r>
     </w:p>
     <w:tbl>
@@ -3159,15 +2817,7 @@
         <w:spacing w:after="70" w:line="252" w:lineRule="auto"/>
       </w:pPr>
       <w:r>
-        <w:t xml:space="preserve">Coverage: branch/line &gt;= 70% for domain code; &gt;= 50% overall. </w:t>
-      </w:r>
-      <w:proofErr w:type="spellStart"/>
-      <w:r>
-        <w:t>FeatureVisualiser</w:t>
-      </w:r>
-      <w:proofErr w:type="spellEnd"/>
-      <w:r>
-        <w:t xml:space="preserve"> excluded from strict targets. All domain and service tests run without a Unity runtime.</w:t>
+        <w:t>We’re targeting branch/line coverage of at least 70% for domain code and at least 50% overall. FeatureVisualiser is excluded from the strict targets. All domain and service tests should run without a Unity runtime.</w:t>
       </w:r>
     </w:p>
     <w:p>
@@ -3197,39 +2847,7 @@
         <w:t xml:space="preserve">End-to-end scenario (pure C#, no Unity): </w:t>
       </w:r>
       <w:r>
-        <w:t xml:space="preserve">load mask -&gt; inspect statistics -&gt; edit bounding box via </w:t>
-      </w:r>
-      <w:proofErr w:type="spellStart"/>
-      <w:r>
-        <w:t>FeatureSetService</w:t>
-      </w:r>
-      <w:proofErr w:type="spellEnd"/>
-      <w:r>
-        <w:t xml:space="preserve"> -&gt; export </w:t>
-      </w:r>
-      <w:proofErr w:type="spellStart"/>
-      <w:r>
-        <w:t>VOTable</w:t>
-      </w:r>
-      <w:proofErr w:type="spellEnd"/>
-      <w:r>
-        <w:t xml:space="preserve"> via </w:t>
-      </w:r>
-      <w:proofErr w:type="spellStart"/>
-      <w:r>
-        <w:t>IVoTableExporter</w:t>
-      </w:r>
-      <w:proofErr w:type="spellEnd"/>
-      <w:r>
-        <w:t xml:space="preserve">. </w:t>
-      </w:r>
-      <w:proofErr w:type="spellStart"/>
-      <w:r>
-        <w:t>IFeatureExporter</w:t>
-      </w:r>
-      <w:proofErr w:type="spellEnd"/>
-      <w:r>
-        <w:t xml:space="preserve"> replaced by test double for unit tests; in-memory implementation for scenario test.</w:t>
+        <w:t>load mask, inspect statistics, edit bounding box via FeatureSetService, then export a VOTable via IVoTableExporter. For unit tests, IFeatureExporter is replaced by a test double; the scenario test uses an in-memory implementation.</w:t>
       </w:r>
     </w:p>
     <w:p>
@@ -3387,13 +3005,8 @@
             <w:vAlign w:val="center"/>
           </w:tcPr>
           <w:p>
-            <w:proofErr w:type="spellStart"/>
-            <w:r>
-              <w:t>VOTable</w:t>
-            </w:r>
-            <w:proofErr w:type="spellEnd"/>
-            <w:r>
-              <w:t xml:space="preserve"> column names and XML structure must remain backward compatible with downstream research tools.</w:t>
+            <w:r>
+              <w:t>VOTable column names and XML structure must remain backward compatible with downstream research tools.</w:t>
             </w:r>
           </w:p>
         </w:tc>

--- a/Docs/team-5/SubTeam5_Requirements.docx
+++ b/Docs/team-5/SubTeam5_Requirements.docx
@@ -309,7 +309,7 @@
         <w:spacing w:after="70" w:line="252" w:lineRule="auto"/>
       </w:pPr>
       <w:r>
-        <w:t>iDaVIE is a VR application for exploring 3D astronomical data cubes. The Feature System lets researchers mark regions of interest within a volume using SoFiA mask files, imported catalogues, or interactive VR drawing. The current design has some structural problems: it mixes Unity types into the domain, packs too many concerns into a single manager, and fetches statistics externally at export time. This document sets out the requirements for a refactor that breaks FeatureSetManager into three focused components: FeatureCatalog, FeatureSetService, and FeatureVisualiser.</w:t>
+        <w:t>iDaVIE is a VR application for exploring 3D astronomical data cubes. The Feature System is how researchers mark regions of interest inside a volume, whether from a SoFiA mask file, an imported catalogue, or by drawing directly in VR. The current code has grown into a bit of a tangle: Unity types have leaked into the domain layer, one manager class is doing too many jobs at once, and statistics are only fetched at export time rather than living with the data. This document describes what the refactored design should look like, splitting FeatureSetManager into three cleaner pieces: FeatureCatalog, FeatureSetService, and FeatureVisualiser.</w:t>
       </w:r>
     </w:p>
     <w:p>
@@ -418,7 +418,7 @@
                 <w:bCs/>
                 <w:color w:val="FFFFFF"/>
               </w:rPr>
-              <w:t>How Created</w:t>
+              <w:t>Creation Method</w:t>
             </w:r>
           </w:p>
         </w:tc>
@@ -715,7 +715,7 @@
         <w:spacing w:after="70" w:line="252" w:lineRule="auto"/>
       </w:pPr>
       <w:r>
-        <w:t>All three flavours implement a common IFeature interface that exposes id, name, flag, centre, bounding-box corners, size, visibility, selection state, and raw data. Code outside the domain should never need to type-check or cast a feature object (NFR-6 LSP). Only one feature can be selected at a time (FR-9).</w:t>
+        <w:t>All three flavours implement the same IFeature interface, so the rest of the codebase can treat them identically. Through it, callers get access to a feature’s id, name, flag, centre, bounding-box corners, size, visibility, selection state, and raw data. No code outside the domain should ever need to check which type of feature it is dealing with (NFR-6 LSP), and only one feature can be selected at a time (FR-9).</w:t>
       </w:r>
     </w:p>
     <w:p>
@@ -743,7 +743,7 @@
         <w:spacing w:after="70" w:line="252" w:lineRule="auto"/>
       </w:pPr>
       <w:r>
-        <w:t>Statistics are stored directly on the MaskedFeature object when it is constructed, following the GRASP Information Expert principle. Once the factory call completes, nothing outside the domain should hold a reference to the native interop struct (IR-1).</w:t>
+        <w:t>When a MaskedFeature is constructed, its statistics are stored on the object there and then, so there is no need to fetch them later. This follows the GRASP Information Expert principle. After the factory call returns, nothing outside the domain should hold on to the native interop struct (IR-1).</w:t>
       </w:r>
     </w:p>
     <w:p>
@@ -1147,7 +1147,7 @@
         <w:spacing w:after="70" w:line="252" w:lineRule="auto"/>
       </w:pPr>
       <w:r>
-        <w:t>The IVoTableExporter interface acts as a plug-in seam: it takes a collection of features and a file path, and writes out each feature’s id, centre coordinates, bounding-box corners, sky coordinates (RA, Dec), spectral coordinate, flag, and any imported catalogue columns. The empty export stub in the legacy manager will be replaced by a call through IVoTableExporter routed via FeatureCatalog. No renderer or native struct should be touched during export. Column structure must stay backward compatible (C2).</w:t>
+        <w:t>Export is handled through an IVoTableExporter interface, which takes a list of features and a file path and does the rest. For each feature it writes out the id, centre coordinates, bounding-box corners, sky coordinates (RA and Dec), spectral coordinate, flag, and any columns that came in from an imported catalogue. The old empty export stub in the legacy manager will be replaced with a call routed through FeatureCatalog. Nothing from the renderer or the native layer should be involved at export time, and the column structure must stay compatible with existing tools (C2).</w:t>
       </w:r>
     </w:p>
     <w:p>
@@ -1554,7 +1554,7 @@
       </w:pPr>
       <w:r>
         <w:lastRenderedPageBreak/>
-        <w:t>Sub-team 4 (Interaction) calls into FeatureSetService to handle VR-triggered creation and selection (IR-3). The factory constructor agreed with Sub-team 2 (Data I/O) is the only place where native statistics can cross into the domain (IR-1). There is also a deprecated Unity 5 graphics API call in FeatureVisualiser that needs to be updated to the Unity 6 equivalent (IR-4).</w:t>
+        <w:t>Sub-team 4 (Interaction) uses FeatureSetService for anything VR-triggered, including creating features and changing the current selection (IR-3). The factory constructor that was agreed with Sub-team 2 (Data I/O) is the one and only place where native statistics come across into the domain (IR-1). On top of that, FeatureVisualiser still has a deprecated Unity 5 graphics API call that needs to be replaced with the Unity 6 version (IR-4).</w:t>
       </w:r>
     </w:p>
     <w:p>
@@ -2630,7 +2630,7 @@
           </w:tcPr>
           <w:p>
             <w:r>
-              <w:t>Response For a Class</w:t>
+              <w:t>Response for a Class</w:t>
             </w:r>
           </w:p>
         </w:tc>
@@ -2817,7 +2817,7 @@
         <w:spacing w:after="70" w:line="252" w:lineRule="auto"/>
       </w:pPr>
       <w:r>
-        <w:t>We’re targeting branch/line coverage of at least 70% for domain code and at least 50% overall. FeatureVisualiser is excluded from the strict targets. All domain and service tests should run without a Unity runtime.</w:t>
+        <w:t>For domain code the target is at least 70% branch and line coverage; across the codebase as a whole, at least 50%. FeatureVisualiser is left out of those strict targets. Every domain and service test must be able to run without a Unity runtime.</w:t>
       </w:r>
     </w:p>
     <w:p>
@@ -2832,7 +2832,7 @@
         <w:t xml:space="preserve">Property-based tests (FsCheck, edit-mode): </w:t>
       </w:r>
       <w:r>
-        <w:t>voxel count and flux non-negative; centroid within bounding box; W20 &lt;= W50.</w:t>
+        <w:t>These cover the invariants that should always hold: voxel count and flux must be non-negative, the centroid must sit inside the bounding box, and W20 must be no larger than W50.</w:t>
       </w:r>
     </w:p>
     <w:p>
@@ -2847,7 +2847,7 @@
         <w:t xml:space="preserve">End-to-end scenario (pure C#, no Unity): </w:t>
       </w:r>
       <w:r>
-        <w:t>load mask, inspect statistics, edit bounding box via FeatureSetService, then export a VOTable via IVoTableExporter. For unit tests, IFeatureExporter is replaced by a test double; the scenario test uses an in-memory implementation.</w:t>
+        <w:t>This test walks through the main journey without touching Unity at all: load a mask, check the statistics, adjust the bounding box through FeatureSetService, then export the result as a VOTable through IVoTableExporter. In unit tests, IFeatureExporter is replaced with a test double; the end-to-end scenario uses an in-memory version instead.</w:t>
       </w:r>
     </w:p>
     <w:p>

--- a/Docs/team-5/SubTeam5_Requirements.docx
+++ b/Docs/team-5/SubTeam5_Requirements.docx
@@ -2829,10 +2829,25 @@
           <w:b/>
           <w:bCs/>
         </w:rPr>
-        <w:t xml:space="preserve">Property-based tests (FsCheck, edit-mode): </w:t>
+        <w:t xml:space="preserve">Unit tests (NUnit [TestCase], pure C#): </w:t>
       </w:r>
       <w:r>
-        <w:t>These cover the invariants that should always hold: voxel count and flux must be non-negative, the centroid must sit inside the bounding box, and W20 must be no larger than W50.</w:t>
+        <w:t>Example-based checks of the Feature domain type — Center is the exact midpoint of its corners, Size is padded by one voxel per axis (max − min + 1), and ContainsPoint classifies interior, boundary, and exterior points with the boundaries treated as inside.</w:t>
+      </w:r>
+    </w:p>
+    <w:p>
+      <w:pPr>
+        <w:spacing w:after="70" w:line="252" w:lineRule="auto"/>
+      </w:pPr>
+      <w:r>
+        <w:rPr>
+          <w:b/>
+          <w:bCs/>
+        </w:rPr>
+        <w:t xml:space="preserve">Property-based tests (FsCheck, pure C#): </w:t>
+      </w:r>
+      <w:r>
+        <w:t>These cover the invariants that should always hold: total and peak flux must be non-negative, the centroid must sit inside the bounding box, and W20 must be no smaller than W50.</w:t>
       </w:r>
     </w:p>
     <w:p>
@@ -2847,7 +2862,7 @@
         <w:t xml:space="preserve">End-to-end scenario (pure C#, no Unity): </w:t>
       </w:r>
       <w:r>
-        <w:t>This test walks through the main journey without touching Unity at all: load a mask, check the statistics, adjust the bounding box through FeatureSetService, then export the result as a VOTable through IVoTableExporter. In unit tests, IFeatureExporter is replaced with a test double; the end-to-end scenario uses an in-memory version instead.</w:t>
+        <w:t>This test walks through the main journey without touching Unity at all: build a mask FeatureSet, add features, adjust a feature’s bounding box through Feature.SetBounds (checking the recomputed Center/Size and that the dirty-event chain reaches the parent set), then export the result as a VOTable through the real VoTableExportService (IVoTableExporter). No exporter stub is used: the only test double is an identity ICoordinateTransformer that stands in for the native AstTool DLL so the coordinate columns stay deterministic.</w:t>
       </w:r>
     </w:p>
     <w:p>
